--- a/Аналитическая записка.docx
+++ b/Аналитическая записка.docx
@@ -702,26 +702,6 @@
     </w:p>
     <w:p>
       <w:pPr>
-        <w:spacing w:after="0" w:line="360" w:lineRule="auto"/>
-        <w:ind w:firstLine="709"/>
-        <w:jc w:val="both"/>
-        <w:rPr>
-          <w:rFonts w:ascii="Times New Roman" w:eastAsia="Times New Roman" w:hAnsi="Times New Roman" w:cs="Times New Roman"/>
-          <w:sz w:val="24"/>
-          <w:szCs w:val="24"/>
-        </w:rPr>
-      </w:pPr>
-      <w:r>
-        <w:rPr>
-          <w:rFonts w:ascii="Times New Roman" w:eastAsia="Times New Roman" w:hAnsi="Times New Roman" w:cs="Times New Roman"/>
-          <w:sz w:val="24"/>
-          <w:szCs w:val="24"/>
-        </w:rPr>
-        <w:t>Целью данной курсовой работы является изучение особенностей и принципов разработки информационной системы для автошколы, анализ существующих решений на рынке и разработка концепции новой системы, учитывающей современные требования и потребности автошкол.</w:t>
-      </w:r>
-    </w:p>
-    <w:p>
-      <w:pPr>
         <w:numPr>
           <w:ilvl w:val="0"/>
           <w:numId w:val="46"/>
@@ -755,7 +735,7 @@
     <w:p>
       <w:pPr>
         <w:spacing w:after="0" w:line="360" w:lineRule="auto"/>
-        <w:ind w:firstLine="709"/>
+        <w:ind w:firstLine="708"/>
         <w:jc w:val="both"/>
         <w:rPr>
           <w:rFonts w:ascii="Times New Roman" w:eastAsia="Times New Roman" w:hAnsi="Times New Roman" w:cs="Times New Roman"/>
@@ -769,7 +749,39 @@
           <w:sz w:val="24"/>
           <w:szCs w:val="24"/>
         </w:rPr>
-        <w:t>Целью данной курсовой работы является изучение особенностей и принципов разработки информационной системы для автошколы, анализ существующих решений на рынке и разработка концепции новой системы, учитывающей современные требования и потребности автошкол.</w:t>
+        <w:t xml:space="preserve">Разрабатываемая информационная система предназначена для </w:t>
+      </w:r>
+      <w:r>
+        <w:rPr>
+          <w:rFonts w:ascii="Times New Roman" w:eastAsia="Times New Roman" w:hAnsi="Times New Roman" w:cs="Times New Roman"/>
+          <w:sz w:val="24"/>
+          <w:szCs w:val="24"/>
+        </w:rPr>
+        <w:t>изучени</w:t>
+      </w:r>
+      <w:r>
+        <w:rPr>
+          <w:rFonts w:ascii="Times New Roman" w:eastAsia="Times New Roman" w:hAnsi="Times New Roman" w:cs="Times New Roman"/>
+          <w:sz w:val="24"/>
+          <w:szCs w:val="24"/>
+        </w:rPr>
+        <w:t xml:space="preserve">я </w:t>
+      </w:r>
+      <w:r>
+        <w:rPr>
+          <w:rFonts w:ascii="Times New Roman" w:eastAsia="Times New Roman" w:hAnsi="Times New Roman" w:cs="Times New Roman"/>
+          <w:sz w:val="24"/>
+          <w:szCs w:val="24"/>
+        </w:rPr>
+        <w:t>особенностей и принципов системы для автошколы, анализ существующих решений на рынке и разработка концепции новой системы, учитывающей современные требования и потребности автошкол.</w:t>
+      </w:r>
+      <w:r>
+        <w:rPr>
+          <w:rFonts w:ascii="Times New Roman" w:eastAsia="Times New Roman" w:hAnsi="Times New Roman" w:cs="Times New Roman"/>
+          <w:sz w:val="24"/>
+          <w:szCs w:val="24"/>
+        </w:rPr>
+        <w:t xml:space="preserve"> В ИС будет возможность просмотра и запись на курсы, управление курсами, назначение преподавателей на занятия.</w:t>
       </w:r>
     </w:p>
     <w:p>
@@ -3945,13 +3957,16 @@
       </w:pPr>
       <w:r>
         <w:rPr>
-          <w:noProof/>
+          <w:rFonts w:ascii="Times New Roman" w:eastAsia="Times New Roman" w:hAnsi="Times New Roman" w:cs="Times New Roman"/>
+          <w:sz w:val="24"/>
+          <w:szCs w:val="24"/>
+          <w:lang w:eastAsia="ru-RU"/>
         </w:rPr>
         <w:drawing>
-          <wp:inline distT="0" distB="0" distL="0" distR="0" wp14:anchorId="583C175E" wp14:editId="289A6A80">
-            <wp:extent cx="5457190" cy="7126199"/>
+          <wp:inline distT="0" distB="0" distL="0" distR="0" wp14:anchorId="6ADCAB43" wp14:editId="14B656E1">
+            <wp:extent cx="4562475" cy="6675211"/>
             <wp:effectExtent l="0" t="0" r="0" b="0"/>
-            <wp:docPr id="14" name="Picture 14"/>
+            <wp:docPr id="1" name="Рисунок 1"/>
             <wp:cNvGraphicFramePr>
               <a:graphicFrameLocks xmlns:a="http://schemas.openxmlformats.org/drawingml/2006/main" noChangeAspect="1"/>
             </wp:cNvGraphicFramePr>
@@ -3959,39 +3974,23 @@
               <a:graphicData uri="http://schemas.openxmlformats.org/drawingml/2006/picture">
                 <pic:pic xmlns:pic="http://schemas.openxmlformats.org/drawingml/2006/picture">
                   <pic:nvPicPr>
-                    <pic:cNvPr id="0" name="Picture 1"/>
-                    <pic:cNvPicPr>
-                      <a:picLocks noChangeAspect="1" noChangeArrowheads="1"/>
-                    </pic:cNvPicPr>
+                    <pic:cNvPr id="1" name=""/>
+                    <pic:cNvPicPr/>
                   </pic:nvPicPr>
-                  <pic:blipFill rotWithShape="1">
-                    <a:blip r:embed="rId6" cstate="print">
-                      <a:extLst>
-                        <a:ext uri="{28A0092B-C50C-407E-A947-70E740481C1C}">
-                          <a14:useLocalDpi xmlns:a14="http://schemas.microsoft.com/office/drawing/2010/main" val="0"/>
-                        </a:ext>
-                      </a:extLst>
-                    </a:blip>
-                    <a:srcRect t="2959"/>
-                    <a:stretch/>
+                  <pic:blipFill>
+                    <a:blip r:embed="rId6"/>
+                    <a:stretch>
+                      <a:fillRect/>
+                    </a:stretch>
                   </pic:blipFill>
-                  <pic:spPr bwMode="auto">
+                  <pic:spPr>
                     <a:xfrm>
                       <a:off x="0" y="0"/>
-                      <a:ext cx="5462930" cy="7133695"/>
+                      <a:ext cx="4565568" cy="6679736"/>
                     </a:xfrm>
                     <a:prstGeom prst="rect">
                       <a:avLst/>
                     </a:prstGeom>
-                    <a:noFill/>
-                    <a:ln>
-                      <a:noFill/>
-                    </a:ln>
-                    <a:extLst>
-                      <a:ext uri="{53640926-AAD7-44D8-BBD7-CCE9431645EC}">
-                        <a14:shadowObscured xmlns:a14="http://schemas.microsoft.com/office/drawing/2010/main"/>
-                      </a:ext>
-                    </a:extLst>
                   </pic:spPr>
                 </pic:pic>
               </a:graphicData>
@@ -5784,7 +5783,6 @@
                 <w:szCs w:val="24"/>
                 <w:lang w:eastAsia="ru-RU"/>
               </w:rPr>
-              <w:lastRenderedPageBreak/>
               <w:t>Назначение инструктора для учащегося</w:t>
             </w:r>
           </w:p>
@@ -6219,7 +6217,6 @@
                 <w:szCs w:val="24"/>
                 <w:lang w:eastAsia="ru-RU"/>
               </w:rPr>
-              <w:lastRenderedPageBreak/>
               <w:t>Выбор тарифа для обучения</w:t>
             </w:r>
           </w:p>
@@ -6352,16 +6349,7 @@
                 <w:szCs w:val="24"/>
                 <w:lang w:eastAsia="ru-RU"/>
               </w:rPr>
-              <w:t>I</w:t>
-            </w:r>
-            <w:r>
-              <w:rPr>
-                <w:rFonts w:ascii="Times New Roman" w:eastAsia="Times New Roman" w:hAnsi="Times New Roman" w:cs="Times New Roman"/>
-                <w:sz w:val="24"/>
-                <w:szCs w:val="24"/>
-                <w:lang w:eastAsia="ru-RU"/>
-              </w:rPr>
-              <w:t>D лектора, ID курса, ID группы</w:t>
+              <w:t>ID лектора, ID курса, ID группы</w:t>
             </w:r>
           </w:p>
         </w:tc>
@@ -6663,7 +6651,6 @@
                 <w:szCs w:val="24"/>
                 <w:lang w:eastAsia="ru-RU"/>
               </w:rPr>
-              <w:lastRenderedPageBreak/>
               <w:t>Управление сотрудниками</w:t>
             </w:r>
           </w:p>

--- a/Аналитическая записка.docx
+++ b/Аналитическая записка.docx
@@ -119,20 +119,8 @@
           <w:szCs w:val="28"/>
           <w:lang w:eastAsia="ru-RU"/>
         </w:rPr>
-        <w:t xml:space="preserve">Колледж </w:t>
-      </w:r>
-      <w:proofErr w:type="spellStart"/>
-      <w:r>
-        <w:rPr>
-          <w:rFonts w:ascii="Times New Roman" w:eastAsia="Times New Roman" w:hAnsi="Times New Roman" w:cs="Times New Roman"/>
-          <w:color w:val="000000"/>
-          <w:sz w:val="28"/>
-          <w:szCs w:val="28"/>
-          <w:lang w:eastAsia="ru-RU"/>
-        </w:rPr>
-        <w:t>ВятГУ</w:t>
-      </w:r>
-      <w:proofErr w:type="spellEnd"/>
+        <w:t>Колледж ВятГУ</w:t>
+      </w:r>
     </w:p>
     <w:p>
       <w:pPr>
@@ -455,7 +443,6 @@
           <w:lang w:eastAsia="ru-RU"/>
         </w:rPr>
       </w:pPr>
-      <w:proofErr w:type="spellStart"/>
       <w:r>
         <w:rPr>
           <w:rFonts w:ascii="Times New Roman" w:eastAsia="Times New Roman" w:hAnsi="Times New Roman" w:cs="Times New Roman"/>
@@ -463,17 +450,7 @@
           <w:szCs w:val="28"/>
           <w:lang w:eastAsia="ru-RU"/>
         </w:rPr>
-        <w:t>Долженкова</w:t>
-      </w:r>
-      <w:proofErr w:type="spellEnd"/>
-      <w:r>
-        <w:rPr>
-          <w:rFonts w:ascii="Times New Roman" w:eastAsia="Times New Roman" w:hAnsi="Times New Roman" w:cs="Times New Roman"/>
-          <w:sz w:val="28"/>
-          <w:szCs w:val="28"/>
-          <w:lang w:eastAsia="ru-RU"/>
-        </w:rPr>
-        <w:t xml:space="preserve"> Мария Львовна</w:t>
+        <w:t>Долженкова Мария Львовна</w:t>
       </w:r>
     </w:p>
     <w:p>
@@ -3879,7 +3856,6 @@
           <w:lang w:eastAsia="ru-RU"/>
         </w:rPr>
       </w:pPr>
-      <w:proofErr w:type="spellStart"/>
       <w:r>
         <w:rPr>
           <w:rFonts w:ascii="Times New Roman" w:eastAsia="Times New Roman" w:hAnsi="Times New Roman" w:cs="Times New Roman"/>
@@ -3889,18 +3865,7 @@
           <w:lang w:eastAsia="ru-RU"/>
         </w:rPr>
         <w:lastRenderedPageBreak/>
-        <w:t>Use</w:t>
-      </w:r>
-      <w:proofErr w:type="spellEnd"/>
-      <w:r>
-        <w:rPr>
-          <w:rFonts w:ascii="Times New Roman" w:eastAsia="Times New Roman" w:hAnsi="Times New Roman" w:cs="Times New Roman"/>
-          <w:color w:val="000000"/>
-          <w:sz w:val="24"/>
-          <w:szCs w:val="24"/>
-          <w:lang w:eastAsia="ru-RU"/>
-        </w:rPr>
-        <w:t xml:space="preserve"> Case</w:t>
+        <w:t>Use Case</w:t>
       </w:r>
     </w:p>
     <w:p>
@@ -3958,14 +3923,15 @@
       <w:r>
         <w:rPr>
           <w:rFonts w:ascii="Times New Roman" w:eastAsia="Times New Roman" w:hAnsi="Times New Roman" w:cs="Times New Roman"/>
+          <w:noProof/>
           <w:sz w:val="24"/>
           <w:szCs w:val="24"/>
           <w:lang w:eastAsia="ru-RU"/>
         </w:rPr>
         <w:drawing>
-          <wp:inline distT="0" distB="0" distL="0" distR="0" wp14:anchorId="6ADCAB43" wp14:editId="14B656E1">
-            <wp:extent cx="4562475" cy="6675211"/>
-            <wp:effectExtent l="0" t="0" r="0" b="0"/>
+          <wp:inline distT="0" distB="0" distL="0" distR="0" wp14:anchorId="07A8AD8E" wp14:editId="60D11E9A">
+            <wp:extent cx="4550735" cy="7114186"/>
+            <wp:effectExtent l="0" t="0" r="2540" b="0"/>
             <wp:docPr id="1" name="Рисунок 1"/>
             <wp:cNvGraphicFramePr>
               <a:graphicFrameLocks xmlns:a="http://schemas.openxmlformats.org/drawingml/2006/main" noChangeAspect="1"/>
@@ -3986,7 +3952,7 @@
                   <pic:spPr>
                     <a:xfrm>
                       <a:off x="0" y="0"/>
-                      <a:ext cx="4565568" cy="6679736"/>
+                      <a:ext cx="4553087" cy="7117863"/>
                     </a:xfrm>
                     <a:prstGeom prst="rect">
                       <a:avLst/>
@@ -4040,7 +4006,6 @@
         </w:rPr>
         <w:br w:type="page"/>
       </w:r>
-      <w:proofErr w:type="spellStart"/>
       <w:r>
         <w:rPr>
           <w:rFonts w:ascii="Times New Roman" w:eastAsia="Times New Roman" w:hAnsi="Times New Roman" w:cs="Times New Roman"/>
@@ -4049,17 +4014,7 @@
           <w:lang w:eastAsia="ru-RU"/>
         </w:rPr>
         <w:lastRenderedPageBreak/>
-        <w:t>Акторы</w:t>
-      </w:r>
-      <w:proofErr w:type="spellEnd"/>
-      <w:r>
-        <w:rPr>
-          <w:rFonts w:ascii="Times New Roman" w:eastAsia="Times New Roman" w:hAnsi="Times New Roman" w:cs="Times New Roman"/>
-          <w:sz w:val="24"/>
-          <w:szCs w:val="24"/>
-          <w:lang w:eastAsia="ru-RU"/>
-        </w:rPr>
-        <w:t>:</w:t>
+        <w:t>Акторы:</w:t>
       </w:r>
     </w:p>
     <w:p>
@@ -4088,25 +4043,7 @@
           <w:sz w:val="24"/>
           <w:szCs w:val="24"/>
         </w:rPr>
-        <w:t xml:space="preserve">это ключевая роль в системе, ответственная за организацию и контроль всего учебного процесса. Этот </w:t>
-      </w:r>
-      <w:proofErr w:type="spellStart"/>
-      <w:r>
-        <w:rPr>
-          <w:rFonts w:ascii="Times New Roman" w:hAnsi="Times New Roman" w:cs="Times New Roman"/>
-          <w:sz w:val="24"/>
-          <w:szCs w:val="24"/>
-        </w:rPr>
-        <w:t>актор</w:t>
-      </w:r>
-      <w:proofErr w:type="spellEnd"/>
-      <w:r>
-        <w:rPr>
-          <w:rFonts w:ascii="Times New Roman" w:hAnsi="Times New Roman" w:cs="Times New Roman"/>
-          <w:sz w:val="24"/>
-          <w:szCs w:val="24"/>
-        </w:rPr>
-        <w:t xml:space="preserve"> имеет самые широкие права и доступ ко всем функциям системы</w:t>
+        <w:t>это ключевая роль в системе, ответственная за организацию и контроль всего учебного процесса. Этот актор имеет самые широкие права и доступ ко всем функциям системы</w:t>
       </w:r>
     </w:p>
     <w:p>
@@ -4170,33 +4107,15 @@
           <w:sz w:val="24"/>
           <w:szCs w:val="24"/>
         </w:rPr>
-        <w:t xml:space="preserve"> </w:t>
-      </w:r>
-      <w:proofErr w:type="gramStart"/>
+        <w:t xml:space="preserve"> - </w:t>
+      </w:r>
       <w:r>
         <w:rPr>
           <w:rFonts w:ascii="Times New Roman" w:hAnsi="Times New Roman" w:cs="Times New Roman"/>
           <w:sz w:val="24"/>
           <w:szCs w:val="24"/>
         </w:rPr>
-        <w:t xml:space="preserve">- </w:t>
-      </w:r>
-      <w:r>
-        <w:rPr>
-          <w:rFonts w:ascii="Times New Roman" w:hAnsi="Times New Roman" w:cs="Times New Roman"/>
-          <w:sz w:val="24"/>
-          <w:szCs w:val="24"/>
-        </w:rPr>
-        <w:t>это</w:t>
-      </w:r>
-      <w:proofErr w:type="gramEnd"/>
-      <w:r>
-        <w:rPr>
-          <w:rFonts w:ascii="Times New Roman" w:hAnsi="Times New Roman" w:cs="Times New Roman"/>
-          <w:sz w:val="24"/>
-          <w:szCs w:val="24"/>
-        </w:rPr>
-        <w:t xml:space="preserve"> потенциальный ученик, который ещё не зарегистрирован в системе, но заинтересован в обучении. Гости могут выполнять ограниченные действия, связанные с подачей заявки и выбором курса</w:t>
+        <w:t>это потенциальный ученик, который ещё не зарегистрирован в системе, но заинтересован в обучении. Гости могут выполнять ограниченные действия, связанные с подачей заявки и выбором курса</w:t>
       </w:r>
       <w:r>
         <w:rPr>
@@ -4224,16 +4143,15 @@
           <w:sz w:val="24"/>
           <w:szCs w:val="24"/>
         </w:rPr>
-        <w:t xml:space="preserve">Инструктор </w:t>
-      </w:r>
-      <w:proofErr w:type="gramStart"/>
+        <w:t>Преподаватель</w:t>
+      </w:r>
       <w:r>
         <w:rPr>
           <w:rFonts w:ascii="Times New Roman" w:hAnsi="Times New Roman" w:cs="Times New Roman"/>
           <w:sz w:val="24"/>
           <w:szCs w:val="24"/>
         </w:rPr>
-        <w:t xml:space="preserve">- </w:t>
+        <w:t xml:space="preserve"> - </w:t>
       </w:r>
       <w:r>
         <w:rPr>
@@ -4241,16 +4159,15 @@
           <w:sz w:val="24"/>
           <w:szCs w:val="24"/>
         </w:rPr>
-        <w:t>это</w:t>
-      </w:r>
-      <w:proofErr w:type="gramEnd"/>
+        <w:t>это общий термин, который охватывает как лекторов, так и инструкторов. Это человек, который обучает студентов, разрабатывает учебные программы и следит за успеваемостью</w:t>
+      </w:r>
       <w:r>
         <w:rPr>
           <w:rFonts w:ascii="Times New Roman" w:hAnsi="Times New Roman" w:cs="Times New Roman"/>
           <w:sz w:val="24"/>
           <w:szCs w:val="24"/>
         </w:rPr>
-        <w:t xml:space="preserve"> специалист, который предоставляет учащимся практическое обучение или направляет их в определённых аспектах курса.</w:t>
+        <w:t>.</w:t>
       </w:r>
     </w:p>
     <w:p>
@@ -4264,56 +4181,6 @@
           <w:szCs w:val="24"/>
         </w:rPr>
       </w:pPr>
-      <w:r>
-        <w:rPr>
-          <w:rFonts w:ascii="Times New Roman" w:hAnsi="Times New Roman" w:cs="Times New Roman"/>
-          <w:sz w:val="24"/>
-          <w:szCs w:val="24"/>
-        </w:rPr>
-        <w:t>Лектор</w:t>
-      </w:r>
-      <w:r>
-        <w:rPr>
-          <w:rFonts w:ascii="Times New Roman" w:hAnsi="Times New Roman" w:cs="Times New Roman"/>
-          <w:sz w:val="24"/>
-          <w:szCs w:val="24"/>
-        </w:rPr>
-        <w:t xml:space="preserve"> </w:t>
-      </w:r>
-      <w:proofErr w:type="gramStart"/>
-      <w:r>
-        <w:rPr>
-          <w:rFonts w:ascii="Times New Roman" w:hAnsi="Times New Roman" w:cs="Times New Roman"/>
-          <w:sz w:val="24"/>
-          <w:szCs w:val="24"/>
-        </w:rPr>
-        <w:t xml:space="preserve">- </w:t>
-      </w:r>
-      <w:r>
-        <w:rPr>
-          <w:rFonts w:ascii="Times New Roman" w:hAnsi="Times New Roman" w:cs="Times New Roman"/>
-          <w:sz w:val="24"/>
-          <w:szCs w:val="24"/>
-        </w:rPr>
-        <w:t>это</w:t>
-      </w:r>
-      <w:proofErr w:type="gramEnd"/>
-      <w:r>
-        <w:rPr>
-          <w:rFonts w:ascii="Times New Roman" w:hAnsi="Times New Roman" w:cs="Times New Roman"/>
-          <w:sz w:val="24"/>
-          <w:szCs w:val="24"/>
-        </w:rPr>
-        <w:t xml:space="preserve"> преподаватель, специализирующийся на проведении лекций и теоретических занятий</w:t>
-      </w:r>
-      <w:r>
-        <w:rPr>
-          <w:rFonts w:ascii="Times New Roman" w:hAnsi="Times New Roman" w:cs="Times New Roman"/>
-          <w:sz w:val="24"/>
-          <w:szCs w:val="24"/>
-        </w:rPr>
-        <w:t>.</w:t>
-      </w:r>
     </w:p>
     <w:p>
       <w:pPr>
@@ -4332,49 +4199,7 @@
           <w:sz w:val="24"/>
           <w:szCs w:val="24"/>
         </w:rPr>
-        <w:t>Преподаватель</w:t>
-      </w:r>
-      <w:r>
-        <w:rPr>
-          <w:rFonts w:ascii="Times New Roman" w:hAnsi="Times New Roman" w:cs="Times New Roman"/>
-          <w:sz w:val="24"/>
-          <w:szCs w:val="24"/>
-        </w:rPr>
-        <w:t xml:space="preserve"> </w:t>
-      </w:r>
-      <w:proofErr w:type="gramStart"/>
-      <w:r>
-        <w:rPr>
-          <w:rFonts w:ascii="Times New Roman" w:hAnsi="Times New Roman" w:cs="Times New Roman"/>
-          <w:sz w:val="24"/>
-          <w:szCs w:val="24"/>
-        </w:rPr>
-        <w:t xml:space="preserve">- </w:t>
-      </w:r>
-      <w:r>
-        <w:rPr>
-          <w:rFonts w:ascii="Times New Roman" w:hAnsi="Times New Roman" w:cs="Times New Roman"/>
-          <w:sz w:val="24"/>
-          <w:szCs w:val="24"/>
-        </w:rPr>
-        <w:t>это</w:t>
-      </w:r>
-      <w:proofErr w:type="gramEnd"/>
-      <w:r>
-        <w:rPr>
-          <w:rFonts w:ascii="Times New Roman" w:hAnsi="Times New Roman" w:cs="Times New Roman"/>
-          <w:sz w:val="24"/>
-          <w:szCs w:val="24"/>
-        </w:rPr>
-        <w:t xml:space="preserve"> общий термин, который охватывает как лекторов, так и инструкторов. Это человек, который обучает студентов, разрабатывает учебные программы и следит за успеваемостью</w:t>
-      </w:r>
-      <w:r>
-        <w:rPr>
-          <w:rFonts w:ascii="Times New Roman" w:hAnsi="Times New Roman" w:cs="Times New Roman"/>
-          <w:sz w:val="24"/>
-          <w:szCs w:val="24"/>
-        </w:rPr>
-        <w:t>.</w:t>
+        <w:t>Прецеденты:</w:t>
       </w:r>
     </w:p>
     <w:p>
@@ -4394,33 +4219,7 @@
           <w:sz w:val="24"/>
           <w:szCs w:val="24"/>
         </w:rPr>
-        <w:t xml:space="preserve">Приложение </w:t>
-      </w:r>
-      <w:proofErr w:type="gramStart"/>
-      <w:r>
-        <w:rPr>
-          <w:rFonts w:ascii="Times New Roman" w:hAnsi="Times New Roman" w:cs="Times New Roman"/>
-          <w:sz w:val="24"/>
-          <w:szCs w:val="24"/>
-        </w:rPr>
-        <w:t xml:space="preserve">- </w:t>
-      </w:r>
-      <w:r>
-        <w:rPr>
-          <w:rFonts w:ascii="Times New Roman" w:hAnsi="Times New Roman" w:cs="Times New Roman"/>
-          <w:sz w:val="24"/>
-          <w:szCs w:val="24"/>
-        </w:rPr>
-        <w:t>это</w:t>
-      </w:r>
-      <w:proofErr w:type="gramEnd"/>
-      <w:r>
-        <w:rPr>
-          <w:rFonts w:ascii="Times New Roman" w:hAnsi="Times New Roman" w:cs="Times New Roman"/>
-          <w:sz w:val="24"/>
-          <w:szCs w:val="24"/>
-        </w:rPr>
-        <w:t xml:space="preserve"> сама система, через которую происходит взаимодействие всех участников образовательного процесса.</w:t>
+        <w:t>Администратор</w:t>
       </w:r>
     </w:p>
     <w:p>
@@ -4440,33 +4239,7 @@
           <w:sz w:val="24"/>
           <w:szCs w:val="24"/>
         </w:rPr>
-        <w:t>БД</w:t>
-      </w:r>
-      <w:r>
-        <w:rPr>
-          <w:rFonts w:ascii="Times New Roman" w:hAnsi="Times New Roman" w:cs="Times New Roman"/>
-          <w:sz w:val="24"/>
-          <w:szCs w:val="24"/>
-        </w:rPr>
-        <w:t xml:space="preserve"> – </w:t>
-      </w:r>
-      <w:proofErr w:type="gramStart"/>
-      <w:r>
-        <w:rPr>
-          <w:rFonts w:ascii="Times New Roman" w:hAnsi="Times New Roman" w:cs="Times New Roman"/>
-          <w:sz w:val="24"/>
-          <w:szCs w:val="24"/>
-        </w:rPr>
-        <w:t>база данных</w:t>
-      </w:r>
-      <w:proofErr w:type="gramEnd"/>
-      <w:r>
-        <w:rPr>
-          <w:rFonts w:ascii="Times New Roman" w:hAnsi="Times New Roman" w:cs="Times New Roman"/>
-          <w:sz w:val="24"/>
-          <w:szCs w:val="24"/>
-        </w:rPr>
-        <w:t xml:space="preserve"> в которой хранится все информация.</w:t>
+        <w:t>Просмотр расписания: Администратор просматривает текущее расписание занятий.</w:t>
       </w:r>
     </w:p>
     <w:p>
@@ -4480,6 +4253,14 @@
           <w:szCs w:val="24"/>
         </w:rPr>
       </w:pPr>
+      <w:r>
+        <w:rPr>
+          <w:rFonts w:ascii="Times New Roman" w:hAnsi="Times New Roman" w:cs="Times New Roman"/>
+          <w:sz w:val="24"/>
+          <w:szCs w:val="24"/>
+        </w:rPr>
+        <w:t>Назначение занятий: Администратор назначает занятия в расписание для различных групп.</w:t>
+      </w:r>
     </w:p>
     <w:p>
       <w:pPr>
@@ -4498,7 +4279,7 @@
           <w:sz w:val="24"/>
           <w:szCs w:val="24"/>
         </w:rPr>
-        <w:t>Прецеденты:</w:t>
+        <w:t>Работа с расписаниями: Включает создание и редактирование расписания для учебных групп.</w:t>
       </w:r>
     </w:p>
     <w:p>
@@ -4518,7 +4299,7 @@
           <w:sz w:val="24"/>
           <w:szCs w:val="24"/>
         </w:rPr>
-        <w:t>Администратор</w:t>
+        <w:t>Редактирование учебного плана: Администратор изменяет и корректирует учебные планы для курсов.</w:t>
       </w:r>
     </w:p>
     <w:p>
@@ -4538,7 +4319,7 @@
           <w:sz w:val="24"/>
           <w:szCs w:val="24"/>
         </w:rPr>
-        <w:t>Просмотр расписания: Администратор просматривает текущее расписание занятий.</w:t>
+        <w:t>Просмотр данных ученика: Доступ к профилю учащегося для просмотра информации о его прогрессе и успеваемости.</w:t>
       </w:r>
     </w:p>
     <w:p>
@@ -4558,7 +4339,7 @@
           <w:sz w:val="24"/>
           <w:szCs w:val="24"/>
         </w:rPr>
-        <w:t>Назначение занятий: Администратор назначает занятия в расписание для различных групп.</w:t>
+        <w:t>Разработка кода: Внесение изменений в программное обеспечение или платформу.</w:t>
       </w:r>
     </w:p>
     <w:p>
@@ -4578,25 +4359,7 @@
           <w:sz w:val="24"/>
           <w:szCs w:val="24"/>
         </w:rPr>
-        <w:t>Работа с расписаниями</w:t>
-      </w:r>
-      <w:proofErr w:type="gramStart"/>
-      <w:r>
-        <w:rPr>
-          <w:rFonts w:ascii="Times New Roman" w:hAnsi="Times New Roman" w:cs="Times New Roman"/>
-          <w:sz w:val="24"/>
-          <w:szCs w:val="24"/>
-        </w:rPr>
-        <w:t>: Включает</w:t>
-      </w:r>
-      <w:proofErr w:type="gramEnd"/>
-      <w:r>
-        <w:rPr>
-          <w:rFonts w:ascii="Times New Roman" w:hAnsi="Times New Roman" w:cs="Times New Roman"/>
-          <w:sz w:val="24"/>
-          <w:szCs w:val="24"/>
-        </w:rPr>
-        <w:t xml:space="preserve"> создание и редактирование расписания для учебных групп.</w:t>
+        <w:t>Загрузка обновлений: Внедрение обновленных версий программного обеспечения или исправлений.</w:t>
       </w:r>
     </w:p>
     <w:p>
@@ -4616,7 +4379,7 @@
           <w:sz w:val="24"/>
           <w:szCs w:val="24"/>
         </w:rPr>
-        <w:t>Редактирование учебного плана: Администратор изменяет и корректирует учебные планы для курсов.</w:t>
+        <w:t>Назначение лектора для группы: Назначение преподавателя для конкретной учебной группы.</w:t>
       </w:r>
     </w:p>
     <w:p>
@@ -4636,7 +4399,7 @@
           <w:sz w:val="24"/>
           <w:szCs w:val="24"/>
         </w:rPr>
-        <w:t>Просмотр данных ученика: Доступ к профилю учащегося для просмотра информации о его прогрессе и успеваемости.</w:t>
+        <w:t>Объявление категории: Администратор может объявить или создать новую категорию для курсов.</w:t>
       </w:r>
     </w:p>
     <w:p>
@@ -4656,7 +4419,7 @@
           <w:sz w:val="24"/>
           <w:szCs w:val="24"/>
         </w:rPr>
-        <w:t>Разработка кода: Внесение изменений в программное обеспечение или платформу.</w:t>
+        <w:t>Формирование группы: Создание или редактирование учебных групп.</w:t>
       </w:r>
     </w:p>
     <w:p>
@@ -4676,7 +4439,7 @@
           <w:sz w:val="24"/>
           <w:szCs w:val="24"/>
         </w:rPr>
-        <w:t>Загрузка обновлений: Внедрение обновленных версий программного обеспечения или исправлений.</w:t>
+        <w:t>Проверка успеваемости учащегося: Просмотр успеваемости студентов или учащихся.</w:t>
       </w:r>
     </w:p>
     <w:p>
@@ -4697,86 +4460,6 @@
           <w:szCs w:val="24"/>
         </w:rPr>
         <w:lastRenderedPageBreak/>
-        <w:t>Назначение лектора для группы: Назначение преподавателя для конкретной учебной группы.</w:t>
-      </w:r>
-    </w:p>
-    <w:p>
-      <w:pPr>
-        <w:spacing w:after="0" w:line="360" w:lineRule="auto"/>
-        <w:ind w:firstLine="709"/>
-        <w:jc w:val="both"/>
-        <w:rPr>
-          <w:rFonts w:ascii="Times New Roman" w:hAnsi="Times New Roman" w:cs="Times New Roman"/>
-          <w:sz w:val="24"/>
-          <w:szCs w:val="24"/>
-        </w:rPr>
-      </w:pPr>
-      <w:r>
-        <w:rPr>
-          <w:rFonts w:ascii="Times New Roman" w:hAnsi="Times New Roman" w:cs="Times New Roman"/>
-          <w:sz w:val="24"/>
-          <w:szCs w:val="24"/>
-        </w:rPr>
-        <w:t>Объявление категории: Администратор может объявить или создать новую категорию для курсов.</w:t>
-      </w:r>
-    </w:p>
-    <w:p>
-      <w:pPr>
-        <w:spacing w:after="0" w:line="360" w:lineRule="auto"/>
-        <w:ind w:firstLine="709"/>
-        <w:jc w:val="both"/>
-        <w:rPr>
-          <w:rFonts w:ascii="Times New Roman" w:hAnsi="Times New Roman" w:cs="Times New Roman"/>
-          <w:sz w:val="24"/>
-          <w:szCs w:val="24"/>
-        </w:rPr>
-      </w:pPr>
-      <w:r>
-        <w:rPr>
-          <w:rFonts w:ascii="Times New Roman" w:hAnsi="Times New Roman" w:cs="Times New Roman"/>
-          <w:sz w:val="24"/>
-          <w:szCs w:val="24"/>
-        </w:rPr>
-        <w:t>Формирование группы: Создание или редактирование учебных групп.</w:t>
-      </w:r>
-    </w:p>
-    <w:p>
-      <w:pPr>
-        <w:spacing w:after="0" w:line="360" w:lineRule="auto"/>
-        <w:ind w:firstLine="709"/>
-        <w:jc w:val="both"/>
-        <w:rPr>
-          <w:rFonts w:ascii="Times New Roman" w:hAnsi="Times New Roman" w:cs="Times New Roman"/>
-          <w:sz w:val="24"/>
-          <w:szCs w:val="24"/>
-        </w:rPr>
-      </w:pPr>
-      <w:r>
-        <w:rPr>
-          <w:rFonts w:ascii="Times New Roman" w:hAnsi="Times New Roman" w:cs="Times New Roman"/>
-          <w:sz w:val="24"/>
-          <w:szCs w:val="24"/>
-        </w:rPr>
-        <w:t>Проверка успеваемости учащегося: Просмотр успеваемости студентов или учащихся.</w:t>
-      </w:r>
-    </w:p>
-    <w:p>
-      <w:pPr>
-        <w:spacing w:after="0" w:line="360" w:lineRule="auto"/>
-        <w:ind w:firstLine="709"/>
-        <w:jc w:val="both"/>
-        <w:rPr>
-          <w:rFonts w:ascii="Times New Roman" w:hAnsi="Times New Roman" w:cs="Times New Roman"/>
-          <w:sz w:val="24"/>
-          <w:szCs w:val="24"/>
-        </w:rPr>
-      </w:pPr>
-      <w:r>
-        <w:rPr>
-          <w:rFonts w:ascii="Times New Roman" w:hAnsi="Times New Roman" w:cs="Times New Roman"/>
-          <w:sz w:val="24"/>
-          <w:szCs w:val="24"/>
-        </w:rPr>
         <w:t>Формирование расписания: Создание расписания для учебных занятий.</w:t>
       </w:r>
     </w:p>
@@ -5136,7 +4819,6 @@
           <w:szCs w:val="24"/>
           <w:lang w:eastAsia="ru-RU"/>
         </w:rPr>
-        <w:lastRenderedPageBreak/>
         <w:t>Функ</w:t>
       </w:r>
       <w:r>
@@ -5338,6 +5020,7 @@
                 <w:szCs w:val="24"/>
                 <w:lang w:eastAsia="ru-RU"/>
               </w:rPr>
+              <w:lastRenderedPageBreak/>
               <w:t>Назначение преподавателя для группы</w:t>
             </w:r>
           </w:p>
@@ -5708,17 +5391,7 @@
                 <w:szCs w:val="24"/>
                 <w:lang w:eastAsia="ru-RU"/>
               </w:rPr>
-              <w:t xml:space="preserve">Подтверждение изменений, </w:t>
-            </w:r>
-            <w:r>
-              <w:rPr>
-                <w:rFonts w:ascii="Times New Roman" w:eastAsia="Times New Roman" w:hAnsi="Times New Roman" w:cs="Times New Roman"/>
-                <w:sz w:val="24"/>
-                <w:szCs w:val="24"/>
-                <w:lang w:eastAsia="ru-RU"/>
-              </w:rPr>
-              <w:lastRenderedPageBreak/>
-              <w:t>обновлённое расписание</w:t>
+              <w:t>Подтверждение изменений, обновлённое расписание</w:t>
             </w:r>
           </w:p>
         </w:tc>
@@ -5744,18 +5417,7 @@
                 <w:szCs w:val="24"/>
                 <w:lang w:eastAsia="ru-RU"/>
               </w:rPr>
-              <w:lastRenderedPageBreak/>
-              <w:t xml:space="preserve">Позволяет менеджеру редактировать </w:t>
-            </w:r>
-            <w:r>
-              <w:rPr>
-                <w:rFonts w:ascii="Times New Roman" w:eastAsia="Times New Roman" w:hAnsi="Times New Roman" w:cs="Times New Roman"/>
-                <w:sz w:val="24"/>
-                <w:szCs w:val="24"/>
-                <w:lang w:eastAsia="ru-RU"/>
-              </w:rPr>
-              <w:lastRenderedPageBreak/>
-              <w:t>расписание занятий для курсов, обновляет базу данных расписания</w:t>
+              <w:t>Позволяет менеджеру редактировать расписание занятий для курсов, обновляет базу данных расписания</w:t>
             </w:r>
           </w:p>
         </w:tc>
@@ -5783,6 +5445,7 @@
                 <w:szCs w:val="24"/>
                 <w:lang w:eastAsia="ru-RU"/>
               </w:rPr>
+              <w:lastRenderedPageBreak/>
               <w:t>Назначение инструктора для учащегося</w:t>
             </w:r>
           </w:p>
@@ -6179,17 +5842,7 @@
                 <w:szCs w:val="24"/>
                 <w:lang w:eastAsia="ru-RU"/>
               </w:rPr>
-              <w:t xml:space="preserve">Позволяет гостю подать заявление на участие в учебном курсе, сохраняет заявку в базе данных и </w:t>
-            </w:r>
-            <w:r>
-              <w:rPr>
-                <w:rFonts w:ascii="Times New Roman" w:eastAsia="Times New Roman" w:hAnsi="Times New Roman" w:cs="Times New Roman"/>
-                <w:sz w:val="24"/>
-                <w:szCs w:val="24"/>
-                <w:lang w:eastAsia="ru-RU"/>
-              </w:rPr>
-              <w:lastRenderedPageBreak/>
-              <w:t>уведомляет пользователя</w:t>
+              <w:t>Позволяет гостю подать заявление на участие в учебном курсе, сохраняет заявку в базе данных и уведомляет пользователя</w:t>
             </w:r>
           </w:p>
         </w:tc>
@@ -6295,7 +5948,17 @@
                 <w:szCs w:val="24"/>
                 <w:lang w:eastAsia="ru-RU"/>
               </w:rPr>
-              <w:t>Позволяет гостю выбрать подходящий тарифный план, предоставляет информацию о тарифах и сохраняет выбор</w:t>
+              <w:t xml:space="preserve">Позволяет гостю выбрать подходящий тарифный план, </w:t>
+            </w:r>
+            <w:r>
+              <w:rPr>
+                <w:rFonts w:ascii="Times New Roman" w:eastAsia="Times New Roman" w:hAnsi="Times New Roman" w:cs="Times New Roman"/>
+                <w:sz w:val="24"/>
+                <w:szCs w:val="24"/>
+                <w:lang w:eastAsia="ru-RU"/>
+              </w:rPr>
+              <w:lastRenderedPageBreak/>
+              <w:t>предоставляет информацию о тарифах и сохраняет выбор</w:t>
             </w:r>
           </w:p>
         </w:tc>
@@ -6323,6 +5986,7 @@
                 <w:szCs w:val="24"/>
                 <w:lang w:eastAsia="ru-RU"/>
               </w:rPr>
+              <w:lastRenderedPageBreak/>
               <w:t>Назначение лектора для учебного процесса</w:t>
             </w:r>
           </w:p>
@@ -6613,17 +6277,7 @@
                 <w:szCs w:val="24"/>
                 <w:lang w:eastAsia="ru-RU"/>
               </w:rPr>
-              <w:t xml:space="preserve">Позволяет пользователю редактировать информацию своего профиля, сохраняет </w:t>
-            </w:r>
-            <w:r>
-              <w:rPr>
-                <w:rFonts w:ascii="Times New Roman" w:eastAsia="Times New Roman" w:hAnsi="Times New Roman" w:cs="Times New Roman"/>
-                <w:sz w:val="24"/>
-                <w:szCs w:val="24"/>
-                <w:lang w:eastAsia="ru-RU"/>
-              </w:rPr>
-              <w:lastRenderedPageBreak/>
-              <w:t>изменения и обновляет данные в системе</w:t>
+              <w:t>Позволяет пользователю редактировать информацию своего профиля, сохраняет изменения и обновляет данные в системе</w:t>
             </w:r>
           </w:p>
         </w:tc>
@@ -6729,7 +6383,17 @@
                 <w:szCs w:val="24"/>
                 <w:lang w:eastAsia="ru-RU"/>
               </w:rPr>
-              <w:t>Управление назначением и распределением задач среди сотрудников, включая преподавателей и инструкторов</w:t>
+              <w:t xml:space="preserve">Управление назначением и распределением </w:t>
+            </w:r>
+            <w:r>
+              <w:rPr>
+                <w:rFonts w:ascii="Times New Roman" w:eastAsia="Times New Roman" w:hAnsi="Times New Roman" w:cs="Times New Roman"/>
+                <w:sz w:val="24"/>
+                <w:szCs w:val="24"/>
+                <w:lang w:eastAsia="ru-RU"/>
+              </w:rPr>
+              <w:lastRenderedPageBreak/>
+              <w:t>задач среди сотрудников, включая преподавателей и инструкторов</w:t>
             </w:r>
           </w:p>
         </w:tc>
@@ -6757,6 +6421,7 @@
                 <w:szCs w:val="24"/>
                 <w:lang w:eastAsia="ru-RU"/>
               </w:rPr>
+              <w:lastRenderedPageBreak/>
               <w:t>Загрузка обновлений системы</w:t>
             </w:r>
           </w:p>
@@ -6915,21 +6580,9 @@
           <w:sz w:val="24"/>
           <w:szCs w:val="24"/>
         </w:rPr>
-        <w:t xml:space="preserve">Права </w:t>
-      </w:r>
-      <w:proofErr w:type="spellStart"/>
-      <w:r>
-        <w:rPr>
-          <w:rFonts w:ascii="Times New Roman" w:hAnsi="Times New Roman" w:cs="Times New Roman"/>
-          <w:bCs/>
-          <w:color w:val="auto"/>
-          <w:sz w:val="24"/>
-          <w:szCs w:val="24"/>
-        </w:rPr>
-        <w:t>мобил</w:t>
+        <w:t>Права мобил</w:t>
       </w:r>
       <w:bookmarkEnd w:id="0"/>
-      <w:proofErr w:type="spellEnd"/>
     </w:p>
     <w:p>
       <w:pPr>
@@ -6987,7 +6640,6 @@
         <w:rPr>
           <w:noProof/>
         </w:rPr>
-        <w:lastRenderedPageBreak/>
         <w:drawing>
           <wp:inline distT="0" distB="0" distL="0" distR="0" wp14:anchorId="10D0ED6C" wp14:editId="3A30F3EB">
             <wp:extent cx="5239385" cy="2422270"/>
@@ -7044,6 +6696,7 @@
           <w:szCs w:val="24"/>
           <w:lang w:eastAsia="ru-RU"/>
         </w:rPr>
+        <w:lastRenderedPageBreak/>
         <w:t>Рисунок 2</w:t>
       </w:r>
     </w:p>
@@ -7301,25 +6954,7 @@
           <w:sz w:val="24"/>
           <w:szCs w:val="24"/>
         </w:rPr>
-        <w:t xml:space="preserve">Отсутствие открытого </w:t>
-      </w:r>
-      <w:proofErr w:type="spellStart"/>
-      <w:r>
-        <w:rPr>
-          <w:rFonts w:ascii="Times New Roman" w:hAnsi="Times New Roman" w:cs="Times New Roman"/>
-          <w:sz w:val="24"/>
-          <w:szCs w:val="24"/>
-        </w:rPr>
-        <w:t>иходного</w:t>
-      </w:r>
-      <w:proofErr w:type="spellEnd"/>
-      <w:r>
-        <w:rPr>
-          <w:rFonts w:ascii="Times New Roman" w:hAnsi="Times New Roman" w:cs="Times New Roman"/>
-          <w:sz w:val="24"/>
-          <w:szCs w:val="24"/>
-        </w:rPr>
-        <w:t xml:space="preserve"> кода</w:t>
+        <w:t>Отсутствие открытого иходного кода</w:t>
       </w:r>
     </w:p>
     <w:p>
@@ -7354,7 +6989,6 @@
         </w:rPr>
       </w:pPr>
       <w:bookmarkStart w:id="1" w:name="_Toc154390830"/>
-      <w:proofErr w:type="spellStart"/>
       <w:r>
         <w:rPr>
           <w:rFonts w:ascii="Times New Roman" w:hAnsi="Times New Roman" w:cs="Times New Roman"/>
@@ -7364,19 +6998,7 @@
           <w:szCs w:val="24"/>
           <w:lang w:val="en-US"/>
         </w:rPr>
-        <w:t>ListOk</w:t>
-      </w:r>
-      <w:proofErr w:type="spellEnd"/>
-      <w:r>
-        <w:rPr>
-          <w:rFonts w:ascii="Times New Roman" w:hAnsi="Times New Roman" w:cs="Times New Roman"/>
-          <w:bCs/>
-          <w:color w:val="auto"/>
-          <w:sz w:val="24"/>
-          <w:szCs w:val="24"/>
-          <w:lang w:val="en-US"/>
-        </w:rPr>
-        <w:t xml:space="preserve"> CRM</w:t>
+        <w:t>ListOk CRM</w:t>
       </w:r>
       <w:bookmarkEnd w:id="1"/>
     </w:p>
@@ -7396,25 +7018,7 @@
           <w:sz w:val="24"/>
           <w:szCs w:val="24"/>
         </w:rPr>
-        <w:t xml:space="preserve">Облачная программа учета посещений </w:t>
-      </w:r>
-      <w:proofErr w:type="gramStart"/>
-      <w:r>
-        <w:rPr>
-          <w:rFonts w:ascii="Times New Roman" w:hAnsi="Times New Roman" w:cs="Times New Roman"/>
-          <w:sz w:val="24"/>
-          <w:szCs w:val="24"/>
-        </w:rPr>
-        <w:t>для фитнес</w:t>
-      </w:r>
-      <w:proofErr w:type="gramEnd"/>
-      <w:r>
-        <w:rPr>
-          <w:rFonts w:ascii="Times New Roman" w:hAnsi="Times New Roman" w:cs="Times New Roman"/>
-          <w:sz w:val="24"/>
-          <w:szCs w:val="24"/>
-        </w:rPr>
-        <w:t xml:space="preserve"> клубов, школ танцев, бассейнов и других типов организаций. Помогает эффективно взаимодействовать с клиентами. Не тарифицирует количество клиентов, пользователей и филиалов. Модуль франшизы автоматизирует расширение бизнеса с контролем всех показателей</w:t>
+        <w:t>Облачная программа учета посещений для фитнес клубов, школ танцев, бассейнов и других типов организаций. Помогает эффективно взаимодействовать с клиентами. Не тарифицирует количество клиентов, пользователей и филиалов. Модуль франшизы автоматизирует расширение бизнеса с контролем всех показателей</w:t>
       </w:r>
       <w:r>
         <w:rPr>
@@ -7440,7 +7044,6 @@
         <w:rPr>
           <w:noProof/>
         </w:rPr>
-        <w:lastRenderedPageBreak/>
         <w:drawing>
           <wp:inline distT="0" distB="0" distL="0" distR="0" wp14:anchorId="2C068308" wp14:editId="10DDA09A">
             <wp:extent cx="5483225" cy="2510385"/>
@@ -7589,23 +7192,7 @@
           <w:sz w:val="24"/>
           <w:szCs w:val="24"/>
         </w:rPr>
-        <w:t>Присутствует импорт/</w:t>
-      </w:r>
-      <w:proofErr w:type="spellStart"/>
-      <w:r>
-        <w:rPr>
-          <w:sz w:val="24"/>
-          <w:szCs w:val="24"/>
-        </w:rPr>
-        <w:t>эскпорт</w:t>
-      </w:r>
-      <w:proofErr w:type="spellEnd"/>
-      <w:r>
-        <w:rPr>
-          <w:sz w:val="24"/>
-          <w:szCs w:val="24"/>
-        </w:rPr>
-        <w:t xml:space="preserve"> баз</w:t>
+        <w:t>Присутствует импорт/эскпорт баз</w:t>
       </w:r>
     </w:p>
     <w:p>
@@ -7621,6 +7208,7 @@
           <w:sz w:val="24"/>
           <w:szCs w:val="24"/>
         </w:rPr>
+        <w:lastRenderedPageBreak/>
         <w:t>Автоматический расчёт зарплаты сотрудникам</w:t>
       </w:r>
     </w:p>
@@ -7741,25 +7329,7 @@
           <w:sz w:val="24"/>
           <w:szCs w:val="24"/>
         </w:rPr>
-        <w:t xml:space="preserve">«Битрикс24» — это CRM-система на основе облачного сервиса. Разработан специально для того, чтобы максимально оптимизировать работу в компании. И не просто оптимизировать, а связать воедино различные процессы в разных отделах, устранить несогласованность и разнобой. </w:t>
-      </w:r>
-      <w:proofErr w:type="spellStart"/>
-      <w:r>
-        <w:rPr>
-          <w:rFonts w:ascii="Times New Roman" w:hAnsi="Times New Roman" w:cs="Times New Roman"/>
-          <w:sz w:val="24"/>
-          <w:szCs w:val="24"/>
-        </w:rPr>
-        <w:t>Битрикс</w:t>
-      </w:r>
-      <w:proofErr w:type="spellEnd"/>
-      <w:r>
-        <w:rPr>
-          <w:rFonts w:ascii="Times New Roman" w:hAnsi="Times New Roman" w:cs="Times New Roman"/>
-          <w:sz w:val="24"/>
-          <w:szCs w:val="24"/>
-        </w:rPr>
-        <w:t xml:space="preserve"> это простыми словами главный корпоративный портал.</w:t>
+        <w:t>«Битрикс24» — это CRM-система на основе облачного сервиса. Разработан специально для того, чтобы максимально оптимизировать работу в компании. И не просто оптимизировать, а связать воедино различные процессы в разных отделах, устранить несогласованность и разнобой. Битрикс это простыми словами главный корпоративный портал.</w:t>
       </w:r>
     </w:p>
     <w:p>
@@ -7779,45 +7349,7 @@
           <w:sz w:val="24"/>
           <w:szCs w:val="24"/>
         </w:rPr>
-        <w:t xml:space="preserve">Система предоставляет общее пространство, в котором циркулирует документооборот </w:t>
-      </w:r>
-      <w:proofErr w:type="spellStart"/>
-      <w:r>
-        <w:rPr>
-          <w:rFonts w:ascii="Times New Roman" w:hAnsi="Times New Roman" w:cs="Times New Roman"/>
-          <w:sz w:val="24"/>
-          <w:szCs w:val="24"/>
-        </w:rPr>
-        <w:t>Битрикс</w:t>
-      </w:r>
-      <w:proofErr w:type="spellEnd"/>
-      <w:r>
-        <w:rPr>
-          <w:rFonts w:ascii="Times New Roman" w:hAnsi="Times New Roman" w:cs="Times New Roman"/>
-          <w:sz w:val="24"/>
-          <w:szCs w:val="24"/>
-        </w:rPr>
-        <w:t xml:space="preserve">, а документы не теряются и доступны по требованию в любой момент времени. Также сервис обеспечивает планирование с разбивкой на этапы и постановкой отдельных </w:t>
-      </w:r>
-      <w:proofErr w:type="spellStart"/>
-      <w:proofErr w:type="gramStart"/>
-      <w:r>
-        <w:rPr>
-          <w:rFonts w:ascii="Times New Roman" w:hAnsi="Times New Roman" w:cs="Times New Roman"/>
-          <w:sz w:val="24"/>
-          <w:szCs w:val="24"/>
-        </w:rPr>
-        <w:t>задач,если</w:t>
-      </w:r>
-      <w:proofErr w:type="spellEnd"/>
-      <w:proofErr w:type="gramEnd"/>
-      <w:r>
-        <w:rPr>
-          <w:rFonts w:ascii="Times New Roman" w:hAnsi="Times New Roman" w:cs="Times New Roman"/>
-          <w:sz w:val="24"/>
-          <w:szCs w:val="24"/>
-        </w:rPr>
-        <w:t xml:space="preserve"> они появляются в процессе реализации, выполнение которых можно корректировать и оценивать.</w:t>
+        <w:t>Система предоставляет общее пространство, в котором циркулирует документооборот Битрикс, а документы не теряются и доступны по требованию в любой момент времени. Также сервис обеспечивает планирование с разбивкой на этапы и постановкой отдельных задач,если они появляются в процессе реализации, выполнение которых можно корректировать и оценивать.</w:t>
       </w:r>
     </w:p>
     <w:p>
@@ -7836,7 +7368,6 @@
         <w:rPr>
           <w:noProof/>
         </w:rPr>
-        <w:lastRenderedPageBreak/>
         <w:drawing>
           <wp:inline distT="0" distB="0" distL="0" distR="0" wp14:anchorId="712988B1" wp14:editId="616DCF68">
             <wp:extent cx="5316970" cy="2647402"/>
@@ -8010,6 +7541,7 @@
           <w:sz w:val="24"/>
           <w:szCs w:val="24"/>
         </w:rPr>
+        <w:lastRenderedPageBreak/>
         <w:t>Конструктор сайтов</w:t>
       </w:r>
     </w:p>
@@ -8253,7 +7785,6 @@
           <w:sz w:val="24"/>
           <w:szCs w:val="24"/>
         </w:rPr>
-        <w:lastRenderedPageBreak/>
         <w:t>Предполагаемые к использованию технологии и модели</w:t>
       </w:r>
     </w:p>
